--- a/example_articles/states/Massachusetts/4.states_Massachusetts_Other_publisher.docx
+++ b/example_articles/states/Massachusetts/4.states_Massachusetts_Other_publisher.docx
@@ -27,17 +27,17 @@
     </w:p>
     <w:p>
       <w:r>
-        <w:t>Source File: Other publishers/Files (500) (19).DOCX</w:t>
+        <w:t>Source file: Other publishers/Files (500) (19).DOCX</w:t>
       </w:r>
     </w:p>
     <w:p>
       <w:r>
-        <w:t>Raw locations result: ['Massachusetts']</w:t>
+        <w:t>Raw locations result, 'locations': ['Massachusetts']</w:t>
       </w:r>
     </w:p>
     <w:p>
       <w:r>
-        <w:t>states_stand_flat (Standardized): Massachusetts</w:t>
+        <w:t>Standardized locations result, 'states_stand_flat': Massachusetts</w:t>
       </w:r>
     </w:p>
     <w:p>

--- a/example_articles/states/Massachusetts/4.states_Massachusetts_Other_publisher.docx
+++ b/example_articles/states/Massachusetts/4.states_Massachusetts_Other_publisher.docx
@@ -7,7 +7,7 @@
         <w:pStyle w:val="Heading1"/>
       </w:pPr>
       <w:r>
-        <w:t>CBS hopes 'Doctor' can provide a cure</w:t>
+        <w:t>Couple's life was a mirage</w:t>
       </w:r>
     </w:p>
     <w:p>
@@ -17,17 +17,17 @@
     </w:p>
     <w:p>
       <w:r>
-        <w:t>Date: 1990-08-15</w:t>
+        <w:t>Date: 1990-01-10</w:t>
       </w:r>
     </w:p>
     <w:p>
       <w:r>
-        <w:t>Section: LIFE; Television</w:t>
+        <w:t>Section: NEWS; Pg. 3A</w:t>
       </w:r>
     </w:p>
     <w:p>
       <w:r>
-        <w:t>Source file: Other publishers/Files (500) (19).DOCX</w:t>
+        <w:t>Source file: Other publishers/Files (500) (25).DOCX</w:t>
       </w:r>
     </w:p>
     <w:p>
@@ -49,39 +49,57 @@
     </w:p>
     <w:p>
       <w:r>
-        <w:t>CBS hopes Matt Frewer will be its Mork.</w:t>
+        <w:t>Charles Stuart lies cold and quiet in Woodlawn Cemetery's Plot 1445, but almost no one is willing to let him or the murder of his pregnant wife Carol lie in peace.</w:t>
         <w:br/>
-        <w:t>''We think Matt is the Robin Williams of the 1990s,'' says CBS Entertainment senior vice president Peter Tortorici. ''He's crazy, kinetic, unpredictable and unlike anyone else on TV.''</w:t>
+        <w:t>The shooting of Stuart's wife, his earlier tale that a black assailant was to blame, then his leap last Thursday off the Tobin Bridge after his brother made him the top suspect in his wife's murder has captivated a nation hungry for missing pieces of the sordid puzzle.</w:t>
         <w:br/>
-        <w:t>Doctor, Doctor, starring Frewer (Max Headroom and Honey, I Shrunk the Kids) as wild and crazy medicine man Mike Stratford, returns to the airwaves Monday at 8: 30 p.m. EDT/PDT with a new episode. The show has aired as a midseason replacement twice, last time out at the strange 10: 30 p.m. Monday time slot.</w:t>
+        <w:t>''I think all the answers went down in the Mystic River'' where Charles Stuart died, said Kathy King, a neighbor.</w:t>
         <w:br/>
-        <w:t>''The way we look at it, Doctor is a new show,'' says executive producer/creator Norman Steinberg. ''Most people have never seen us before, even though we've done 17 shows.''</w:t>
+        <w:t>What is it about the case that ''tugged at every emotion,'' as Joyce Brothers puts it?</w:t>
         <w:br/>
-        <w:t>Back for fall, the Doctor will air on Mondays for three weeks - two new episodes and one repeat - and move to Wednesdays at 8: 30 EDT/PDT on Sept. 19.</w:t>
+        <w:t>''It has all the elements,'' Brothers said, ''murder, romantic entanglements, money, mystery.'' And anger.</w:t>
         <w:br/>
-        <w:t>Ahead for this season:</w:t>
+        <w:t>''People are very angry that their emotions were manipulated. People very much resent being made a fool of and many people were very upset by this.''</w:t>
         <w:br/>
-        <w:t>- The partnership Stratford is in - he has three slightly saner</w:t>
+        <w:t>After Charles used his car phone to beg for help during the shooting, the story seemed a tragic end for what the media dubbed the ''Camelot couple.''</w:t>
         <w:br/>
-        <w:t>services on television and putting an espresso bar in the waiting room. Stratford is dead set against it.</w:t>
+        <w:t>''Theoretically,'' said Brothers, ''they were very much in love … coming back from a natural childbirth class - from what was supposed to have been the happiest moment in their lives.''</w:t>
         <w:br/>
-        <w:t>- The crazy doc gets a girlfriend. He'll start dating his yuppie colleague's sister, Leona, a psychiatrist who takes an office in their complex. The mother of an 8-year-old girl, she's just broken up with her husband and is totally neurotic over it.</w:t>
+        <w:t>Now, Carol Stuart's family talks about the mirage of her ''totally happy life.''</w:t>
         <w:br/>
-        <w:t>''We wanted to show another side of him, and see him interacting with the kid,'' says Doctor, Doctor co-executive producer David Frankel.</w:t>
+        <w:t>''It's unbelievable, we never would have guessed it in a million years,'' said her brother, Carl DiMaiti.</w:t>
         <w:br/>
-        <w:t>- Stratford will be hit with a malpractice suit.</w:t>
+        <w:t>''She was a little Cinderella,'' said Carol Dunn, who worked with Carol Stuart at Suffolk University Law School in Boston in 1983. ''She was a shining light. She was so bubbly. I never saw her in a bad mood.''</w:t>
         <w:br/>
-        <w:t>Designed as an adult comedy, Doctor is now being paired with the new Lenny, a sitcom about a working-class family, in the so-called family hour.</w:t>
+        <w:t>Dark-haired and petite, Carol Stuart, 30, worried about her weight and always ate salads. Mostly, Dunn said, ''she worried about other people and took care of them.''</w:t>
         <w:br/>
-        <w:t>CBS hopes Frewer's zaniness will appeal to kids and adults.</w:t>
+        <w:t>Dunn was especially impressed with Carol Stuart's close relationship with her family and then-boyfriend. Charles Stuart, a former altar boy, was as quiet as she was outgoing, says Dunn.</w:t>
         <w:br/>
-        <w:t>Even though they're looking to attract kids, Steinberg isn't making major creative changes.</w:t>
+        <w:t>Remy Sharrillo, 69, of Medford, who knew Carol since she was 15, said her parents never wanted her to marry Charles.</w:t>
         <w:br/>
-        <w:t>Stratford's brother happens to be gay, and that's not going to change. ''We deal openly with his lifestyle, because how can you ignore a fact of life?''</w:t>
+        <w:t>''He was a dishwasher,'' said Sharrillo. ''The father didn't like him at all and the wife wasn't that crazy about him either. They finally gave in. … She idolized the guy. She was nuts about him.''</w:t>
         <w:br/>
-        <w:t>The show won accolades from gay groups for an episode last season about homophobia.</w:t>
+        <w:t>At the couple's slate-blue split-level on Reading's Harvest Street, a wreath with little blue teddy bears still hangs on the door. The light above the front door is on.</w:t>
         <w:br/>
-        <w:t>Steinberg attributes the show's strength to Frewer. ''TV is a personality medium, and people like Matt. Besides that, we take stories that have been done before, but always with a different take. It's skewed, and then Matt adds his particular brand of zaniness.''</w:t>
+        <w:t>The Revere neighborhood where Charles Stuart grew up is a tight-knit enclave of mostly working-class Irish families. Most have lived there for generations; many are related. Children play in the street while their parents socialize.</w:t>
+        <w:br/>
+        <w:t>''I feel bad for the family, because Charlie (Sr.) and Dot are nice people,'' says King, who lives behind the Stuarts. ''They're honest people. They didn't do anything wrong and they can't even walk out the door.''</w:t>
+        <w:br/>
+        <w:t>Neighbor Joanne Bogus, who has lived two houses down from the Stuarts for 14 years, said the Stuart boys were always together and that neighborhood children ''looked up to Chuckie (Charles Jr.).''</w:t>
+        <w:br/>
+        <w:t>King described Charles as the kind of boy who would shovel the snow off an elderly neighbor's steps in the winter. That he could have grown up to be a cold, calculated killer is hard to believe, she said.</w:t>
+        <w:br/>
+        <w:t>''It's really bizarre. This is definitely going to be a movie someday - it's better than the soap operas.''</w:t>
+        <w:br/>
+        <w:t>''Not once did Chuck Stuart give us any reason to believe he was anything but honest,'' said Jay Kakas, the owner at the fur store where Stuart worked. ''If he had, he would have been out of here long ago. Like everyone else, we were duped.''</w:t>
+        <w:br/>
+        <w:t>Contributing: Steve Marshall, John Larrabee.</w:t>
+        <w:br/>
+        <w:br/>
+        <w:t>Notes</w:t>
+        <w:br/>
+        <w:br/>
+        <w:t>Accompanies; Mayor; Boston's 'moving on'</w:t>
         <w:br/>
         <w:br/>
         <w:t>Graphic</w:t>
@@ -89,11 +107,11 @@
         <w:br/>
         <w:t xml:space="preserve"> </w:t>
         <w:br/>
-        <w:t>PHOTO; b/w (Matt Frewer)</w:t>
+        <w:t>PHOTO; b/w, Mark Garfinkel, AP (Murder Cases, boat and divers); PHOTO; b/w, AP (Murder Cases, Carol Stuart)</w:t>
         <w:br/>
         <w:t xml:space="preserve"> </w:t>
         <w:br/>
-        <w:t>CUTLINE: FREWER: 'Doctor, Doctor' banks on his comedic talents.</w:t>
+        <w:t>CUTLINE: SEEKING EVIDENCE: A diver hands a container to officials aboard a Boston police boat in the Pines River Tuesday. Police announced they may have found the weapon used in the Stuart case. CUTLINE: CAROL Stuart: Family described her as a woman with a totally happy life.'</w:t>
       </w:r>
     </w:p>
     <w:sectPr>

--- a/example_articles/states/Massachusetts/4.states_Massachusetts_Other_publisher.docx
+++ b/example_articles/states/Massachusetts/4.states_Massachusetts_Other_publisher.docx
@@ -7,7 +7,7 @@
         <w:pStyle w:val="Heading1"/>
       </w:pPr>
       <w:r>
-        <w:t>Couple's life was a mirage</w:t>
+        <w:t>Figure skating; FIVE MYTHS</w:t>
       </w:r>
     </w:p>
     <w:p>
@@ -17,17 +17,17 @@
     </w:p>
     <w:p>
       <w:r>
-        <w:t>Date: 1990-01-10</w:t>
+        <w:t>Date: 2018-02-18</w:t>
       </w:r>
     </w:p>
     <w:p>
       <w:r>
-        <w:t>Section: NEWS; Pg. 3A</w:t>
+        <w:t>Section: ; Pg. wapo23</w:t>
       </w:r>
     </w:p>
     <w:p>
       <w:r>
-        <w:t>Source file: Other publishers/Files (500) (25).DOCX</w:t>
+        <w:t>Source file: Other publishers/Files (500) (6).DOCX</w:t>
       </w:r>
     </w:p>
     <w:p>
@@ -49,69 +49,57 @@
     </w:p>
     <w:p>
       <w:r>
-        <w:t>Charles Stuart lies cold and quiet in Woodlawn Cemetery's Plot 1445, but almost no one is willing to let him or the murder of his pregnant wife Carol lie in peace.</w:t>
+        <w:t>Mirai Nagasu performs Monday at the Winter Games in South Korea. She became the first U.S. woman to land a triple axel at the Olympics.</w:t>
         <w:br/>
-        <w:t>The shooting of Stuart's wife, his earlier tale that a black assailant was to blame, then his leap last Thursday off the Tobin Bridge after his brother made him the top suspect in his wife's murder has captivated a nation hungry for missing pieces of the sordid puzzle.</w:t>
+        <w:t>Another Olympics is here, and it's time for that American ritual: becoming an armchair expert in sports you haven't watched in four years. Here are five persistent myths about one of the most popular events at the Winter Games: figure skating.</w:t>
         <w:br/>
-        <w:t>''I think all the answers went down in the Mystic River'' where Charles Stuart died, said Kathy King, a neighbor.</w:t>
+        <w:t>MYTH NO. 1</w:t>
         <w:br/>
-        <w:t>What is it about the case that ''tugged at every emotion,'' as Joyce Brothers puts it?</w:t>
+        <w:t>It's not a real sport.</w:t>
         <w:br/>
-        <w:t>''It has all the elements,'' Brothers said, ''murder, romantic entanglements, money, mystery.'' And anger.</w:t>
+        <w:t>"Anything solely dependent on judging is not a sport," Michael Wilbon wrote for The Washington Post in 1998.</w:t>
         <w:br/>
-        <w:t>''People are very angry that their emotions were manipulated. People very much resent being made a fool of and many people were very upset by this.''</w:t>
+        <w:t>Actually, the number of Winter Olympic events scored by judges has been growing - from four in 1988 to 19 this year. The problem for figure skating is that costumes and choreography often mask the sport's extraordinary athletic demands. Research shows that the hearts of elite skaters beat at rates comparable to those of elite 800-meter runners. Skaters wear boots attached to what are essentially knives and barrel into their jumps at 15 mph. Digging one toe into the ice, they catapult themselves into the air, completing up to four revolutions (1,440 degrees) in less than a second and landing backward. Skaters also land on the slippery edge of a blade that's an eighth of an inch wide. Coordination has to be perfect, down to the millisecond. And the ice offers an unforgiving surface, with virtually no shock absorption.</w:t>
         <w:br/>
-        <w:t>After Charles used his car phone to beg for help during the shooting, the story seemed a tragic end for what the media dubbed the ''Camelot couple.''</w:t>
+        <w:t>The triple and quadruple jumps required to win an Olympic medal are so difficult that many top junior skaters never master them. Yet Olympic skaters pack their free programs with seven to eight huge jumps, plus spins and footwork - not to mention crisscrossing the 200-foot length of the ice at top speed.</w:t>
         <w:br/>
-        <w:t>''Theoretically,'' said Brothers, ''they were very much in love … coming back from a natural childbirth class - from what was supposed to have been the happiest moment in their lives.''</w:t>
+        <w:t>Unlike other Olympic athletes, skaters are taught from a young age not to gasp for breath at the end of a routine. But look closely, and you'll see their lungs heaving as they take their bows.</w:t>
         <w:br/>
-        <w:t>Now, Carol Stuart's family talks about the mirage of her ''totally happy life.''</w:t>
+        <w:t>MYTH NO. 2</w:t>
         <w:br/>
-        <w:t>''It's unbelievable, we never would have guessed it in a million years,'' said her brother, Carl DiMaiti.</w:t>
+        <w:t>The judging is arbitrary.</w:t>
         <w:br/>
-        <w:t>''She was a little Cinderella,'' said Carol Dunn, who worked with Carol Stuart at Suffolk University Law School in Boston in 1983. ''She was a shining light. She was so bubbly. I never saw her in a bad mood.''</w:t>
+        <w:t>Under figure skating's old 6.0 system, judges were given tremendous latitude in awarding their marks. At the 2002 Games in Salt Lake City, a French judge confessed to voting under pressure for the Russian pair, who won the gold medal over their Canadian rivals by a vote of 5 to 4. Eventually, the French judge's marks were thrown out, the event was declared a tie, and the Canadians were awarded gold medals of their own.</w:t>
         <w:br/>
-        <w:t>Dark-haired and petite, Carol Stuart, 30, worried about her weight and always ate salads. Mostly, Dunn said, ''she worried about other people and took care of them.''</w:t>
+        <w:t>After that, the International Skating Union moved to a new "Code of Points" system, which produces not 6.0's but scores like 212.23. Roughly half of each skater's points are still awarded for artistic skills (now called "components"). But when it comes to technical merit, the code attempts to treat a skating routine the way Olympic judges treat a dive: by multiplying its difficulty by its degree of execution. The absolute value of a triple Salchow doesn't change from skater to skater, and there are clear guidelines about how to score the execution of that jump.</w:t>
         <w:br/>
-        <w:t>Dunn was especially impressed with Carol Stuart's close relationship with her family and then-boyfriend. Charles Stuart, a former altar boy, was as quiet as she was outgoing, says Dunn.</w:t>
+        <w:t>It's true that the subjective portion of the score can still be the place where national bias comes out. Dartmouth economist Eric Zitzewitz analyzed 15 years' worth of competition data and found that judges consistently overmark skaters from their own countries.</w:t>
         <w:br/>
-        <w:t>Remy Sharrillo, 69, of Medford, who knew Carol since she was 15, said her parents never wanted her to marry Charles.</w:t>
+        <w:t>But PyeongChang offers a ray of hope: Because of a recent rule change, this is the first Olympics in 16 years where figure skating judges are not anonymous. Skaters are hoping that holding each country's judge publicly accountable will make judges think twice about over- or undermarking a skater.</w:t>
         <w:br/>
-        <w:t>''He was a dishwasher,'' said Sharrillo. ''The father didn't like him at all and the wife wasn't that crazy about him either. They finally gave in. … She idolized the guy. She was nuts about him.''</w:t>
+        <w:t>MYTH NO. 3</w:t>
         <w:br/>
-        <w:t>At the couple's slate-blue split-level on Reading's Harvest Street, a wreath with little blue teddy bears still hangs on the door. The light above the front door is on.</w:t>
+        <w:t>If you fall during your routine, you're toast.</w:t>
         <w:br/>
-        <w:t>The Revere neighborhood where Charles Stuart grew up is a tight-knit enclave of mostly working-class Irish families. Most have lived there for generations; many are related. Children play in the street while their parents socialize.</w:t>
+        <w:t>The Code of Points system changed the scoring dynamics around falling. It grants partial credit for imperfect jumps - sometimes, quite a few points. So if Skater A falls once but lands everything else cleanly, she can conceivably outscore Skater B, who has three bad landings but stays on her feet. Another scenario in which Skater A can win, even with a fall: If she enters the free skate with a large lead over Skater B from the short program.</w:t>
         <w:br/>
-        <w:t>''I feel bad for the family, because Charlie (Sr.) and Dot are nice people,'' says King, who lives behind the Stuarts. ''They're honest people. They didn't do anything wrong and they can't even walk out the door.''</w:t>
+        <w:t>MYTH NO. 4</w:t>
         <w:br/>
-        <w:t>Neighbor Joanne Bogus, who has lived two houses down from the Stuarts for 14 years, said the Stuart boys were always together and that neighborhood children ''looked up to Chuckie (Charles Jr.).''</w:t>
+        <w:t>If a guy's a skater, he must be gay.</w:t>
         <w:br/>
-        <w:t>King described Charles as the kind of boy who would shovel the snow off an elderly neighbor's steps in the winter. That he could have grown up to be a cold, calculated killer is hard to believe, she said.</w:t>
+        <w:t>While there have been famous male champions who are gay - including Brian Boitano and Johnny Weir - there are many straight males in elite figure skating. In fact, in many nations, this presumption about gay skaters doesn't exist. The 2006 Olympic champion Evgeni Plushenko became a heterosexual sex symbol in Russia in the 2000s.</w:t>
         <w:br/>
-        <w:t>''It's really bizarre. This is definitely going to be a movie someday - it's better than the soap operas.''</w:t>
+        <w:t>The bottom line: Skating, like all sports, includes athletes of different sexual orientations.</w:t>
         <w:br/>
-        <w:t>''Not once did Chuck Stuart give us any reason to believe he was anything but honest,'' said Jay Kakas, the owner at the fur store where Stuart worked. ''If he had, he would have been out of here long ago. Like everyone else, we were duped.''</w:t>
+        <w:t>MYTH NO. 5</w:t>
         <w:br/>
-        <w:t>Contributing: Steve Marshall, John Larrabee.</w:t>
+        <w:t>Harding was a working-class kid. Kerrigan was rich.</w:t>
         <w:br/>
+        <w:t>In 1994, most Americans knew that Tonya Harding had entered a country club sport from a working-class background. Nancy Kerrigan, on the other hand, was associated with her Vera Wang skating costumes and her Disney endorsements.</w:t>
         <w:br/>
-        <w:t>Notes</w:t>
+        <w:t>But Kerrigan had a working-class upbringing, too - albeit one very different from Harding's. She grew up in suburban Boston, the third child of a welder and a homemaker. At times, her father held down three jobs to pay for her skating. Kerrigan's mother was legally blind, so her father drove her to the rink every morning at dawn; he also drove the Zamboni to help offset the costs of her training.</w:t>
         <w:br/>
-        <w:br/>
-        <w:t>Accompanies; Mayor; Boston's 'moving on'</w:t>
-        <w:br/>
-        <w:br/>
-        <w:t>Graphic</w:t>
-        <w:br/>
-        <w:br/>
-        <w:t xml:space="preserve"> </w:t>
-        <w:br/>
-        <w:t>PHOTO; b/w, Mark Garfinkel, AP (Murder Cases, boat and divers); PHOTO; b/w, AP (Murder Cases, Carol Stuart)</w:t>
-        <w:br/>
-        <w:t xml:space="preserve"> </w:t>
-        <w:br/>
-        <w:t>CUTLINE: SEEKING EVIDENCE: A diver hands a container to officials aboard a Boston police boat in the Pines River Tuesday. Police announced they may have found the weapon used in the Stuart case. CUTLINE: CAROL Stuart: Family described her as a woman with a totally happy life.'</w:t>
+        <w:t>Goodwin, the author of "The Second Mark: Courage, Corruption, and the Battle for Olympic Gold," has reported on figure skating for ABC, NBC, ESPN and NPR. This was written for The Washington Post.</w:t>
       </w:r>
     </w:p>
     <w:sectPr>
